--- a/docs/deliverables/out/Drop-1_Transactional/TestPlans/BIBS_TestPlan_BRD-05_Accounting_Disbursement_ACSL_Vol1_Summary_v1.0.docx
+++ b/docs/deliverables/out/Drop-1_Transactional/TestPlans/BIBS_TestPlan_BRD-05_Accounting_Disbursement_ACSL_Vol1_Summary_v1.0.docx
@@ -2613,7 +2613,7 @@
       </w:r>
       <w:r>
         <w:rPr/>
-        <w:t>The real chart of accounts, posting rules, schedule layouts and GARD formats of BDOI (AQ01, AQ02, AQ05). The cases run on the demo chart and rules and are re-run when BDOI's data is loaded.</w:t>
+        <w:t>The real chart of accounts, posting rules, schedule layouts and GARD formats of BDOI (AQ01, AQ02, AQ05). The cases run on the seed chart and rules and are re-run when BDOI's data is loaded.</w:t>
       </w:r>
     </w:p>
     <w:p>
@@ -3695,7 +3695,7 @@
               <w:rPr>
                 <w:sz w:val="18"/>
               </w:rPr>
-              <w:t>Every case of the workbook, screen by screen, with the demo data</w:t>
+              <w:t>Every case of the workbook, screen by screen, with the seed data</w:t>
             </w:r>
           </w:p>
         </w:tc>
@@ -4752,7 +4752,7 @@
               <w:rPr>
                 <w:sz w:val="18"/>
               </w:rPr>
-              <w:t>The build is deployed on SIT with the demo profile (seeds V900 to V999 and the demo runners of Operations, Disbursement and FRBS); CI is green on the deployed commit; the periods of the current year are open; this plan is reviewed by the iorta TechNXT project manager.</w:t>
+              <w:t>The build is deployed on SIT with the seed profile (seeds V900 to V999 and the seed runners of Operations, Disbursement and FRBS); CI is green on the deployed commit; the periods of the current year are open; this plan is reviewed by the iorta TechNXT project manager.</w:t>
             </w:r>
           </w:p>
         </w:tc>
@@ -4852,7 +4852,7 @@
               <w:rPr>
                 <w:sz w:val="18"/>
               </w:rPr>
-              <w:t>FRS BRD-5 Volume 1 v1.0 is signed off or its open comments are agreed; the system test exit criteria are met; the UAT environment holds masked data (section 4.1); BDOI testers have user IDs with the roles of section 5; BDOI's chart and rules are loaded, or BDOI accepts the demo chart for UAT (AQ01, AQ02).</w:t>
+              <w:t>FRS BRD-5 Volume 1 v1.0 is signed off or its open comments are agreed; the system test exit criteria are met; the UAT environment holds masked data (section 4.1); BDOI testers have user IDs with the roles of section 5; BDOI's chart and rules are loaded, or BDOI accepts the seed chart for UAT (AQ01, AQ02).</w:t>
             </w:r>
           </w:p>
         </w:tc>
@@ -5133,7 +5133,7 @@
       </w:r>
       <w:r>
         <w:rPr/>
-        <w:t xml:space="preserve"> Testing of a scenario stops when a Critical defect blocks it, when a period is closed by mistake and cannot be reopened, when the environment is down for more than half a day, or when the demo or UAT data is corrupted. It resumes after the fix is deployed and the blocked cases are re-run from their first step.</w:t>
+        <w:t xml:space="preserve"> Testing of a scenario stops when a Critical defect blocks it, when a period is closed by mistake and cannot be reopened, when the environment is down for more than half a day, or when the seed or UAT data is corrupted. It resumes after the fix is deployed and the blocked cases are re-run from their first step.</w:t>
       </w:r>
     </w:p>
     <w:p>
@@ -5423,7 +5423,7 @@
               <w:rPr>
                 <w:sz w:val="18"/>
               </w:rPr>
-              <w:t>Demo profile seeds and runners (chart, rules, bookings, Operations, Disbursement, FRBS); SIT clock adjustable by the test lead</w:t>
+              <w:t>Seed profile migrations and runners (chart, rules, bookings, Operations, Disbursement, FRBS); SIT clock adjustable by the test lead</w:t>
             </w:r>
           </w:p>
         </w:tc>
@@ -5494,7 +5494,7 @@
               <w:rPr>
                 <w:sz w:val="18"/>
               </w:rPr>
-              <w:t>Masked copy of production-like balances plus the demo data; no real client, supplier or employee names, TINs, bank account numbers or e-mail addresses</w:t>
+              <w:t>Masked copy of production-like balances plus the seed data; no real client, supplier or employee names, TINs, bank account numbers or e-mail addresses</w:t>
             </w:r>
           </w:p>
         </w:tc>
@@ -5525,7 +5525,7 @@
     <w:p>
       <w:r>
         <w:rPr/>
-        <w:t>The cases refer to named data sets. Most are provided by the demo seeds and runners; TD-AC-04 (the copy with an error), TD-AC-05 and TD-AC-07 (the bank file) are prepared by the tester or the test lead as the case describes.</w:t>
+        <w:t>The cases refer to named data sets. Most are provided by the seeds and runners; TD-AC-04 (the copy with an error), TD-AC-05 and TD-AC-07 (the bank file) are prepared by the tester or the test lead as the case describes.</w:t>
       </w:r>
     </w:p>
     <w:p>
@@ -5694,7 +5694,7 @@
               <w:rPr>
                 <w:sz w:val="17"/>
               </w:rPr>
-              <w:t>Demo users and roles</w:t>
+              <w:t>SIT/UAT users and roles</w:t>
             </w:r>
           </w:p>
         </w:tc>
@@ -5716,7 +5716,7 @@
               <w:rPr>
                 <w:sz w:val="17"/>
               </w:rPr>
-              <w:t>Demo seeds V999 (BRD-5 users), V980, V990, V900; grants V890 and V899</w:t>
+              <w:t>Seeds V999 (BRD-5 users), V980, V990, V900; grants V890 and V899</w:t>
             </w:r>
           </w:p>
         </w:tc>
@@ -5767,7 +5767,7 @@
               <w:rPr>
                 <w:sz w:val="17"/>
               </w:rPr>
-              <w:t>Demo chart and posting rules</w:t>
+              <w:t>Seed chart and posting rules</w:t>
             </w:r>
           </w:p>
         </w:tc>
@@ -5790,7 +5790,7 @@
               <w:rPr>
                 <w:sz w:val="17"/>
               </w:rPr>
-              <w:t>Demo seeds V900, V901 and V999</w:t>
+              <w:t>Seeds V900, V901 and V999</w:t>
             </w:r>
           </w:p>
         </w:tc>
@@ -5861,7 +5861,7 @@
               <w:rPr>
                 <w:sz w:val="17"/>
               </w:rPr>
-              <w:t>Demo seed V900 and the currency master</w:t>
+              <w:t>Seed V900 and the currency master</w:t>
             </w:r>
           </w:p>
         </w:tc>
@@ -6057,7 +6057,7 @@
               <w:rPr>
                 <w:sz w:val="17"/>
               </w:rPr>
-              <w:t>Service fee rules and demo run</w:t>
+              <w:t>Service fee rules and seed run</w:t>
             </w:r>
           </w:p>
         </w:tc>
@@ -6080,7 +6080,7 @@
               <w:rPr>
                 <w:sz w:val="17"/>
               </w:rPr>
-              <w:t>Migration V898 and demo runner FrbsDemoData</w:t>
+              <w:t>Migration V898 and seed runner FrbsSeedData</w:t>
             </w:r>
           </w:p>
         </w:tc>
@@ -6151,7 +6151,7 @@
               <w:rPr>
                 <w:sz w:val="17"/>
               </w:rPr>
-              <w:t>Receivables demo (ReceivablesDemoData) and a file prepared by the test lead</w:t>
+              <w:t>Receivables seed (ReceivablesSeedData) and a file prepared by the test lead</w:t>
             </w:r>
           </w:p>
         </w:tc>
@@ -6239,7 +6239,7 @@
     <w:p>
       <w:r>
         <w:rPr/>
-        <w:t>Month-end cases close periods of the SIT company. The test lead runs them on a copy of the demo company or reloads the demo profile between cycles, because a closed fiscal year cannot be reopened.</w:t>
+        <w:t>Month-end cases close periods of the SIT company. The test lead runs them on a copy of the seed company or reloads the seed profile between cycles, because a closed fiscal year cannot be reopened.</w:t>
       </w:r>
     </w:p>
     <w:p>
@@ -6822,7 +6822,7 @@
     <w:p>
       <w:r>
         <w:rPr/>
-        <w:t>The GL Officers test the entries, reconciliation, service fee and reports (SC-AC-03, 04, 06, 07, 08); the GL Team Lead and Section Head the chart, rates, closing and approvals (SC-AC-02, 05); the Business and System Administrators and the access approvers the administration requests (SC-AC-01, 09). The personas and demo users are:</w:t>
+        <w:t>The GL Officers test the entries, reconciliation, service fee and reports (SC-AC-03, 04, 06, 07, 08); the GL Team Lead and Section Head the chart, rates, closing and approvals (SC-AC-02, 05); the Business and System Administrators and the access approvers the administration requests (SC-AC-01, 09). The personas and SIT/UAT users are:</w:t>
       </w:r>
     </w:p>
     <w:p>
@@ -6943,7 +6943,7 @@
                 <w:color w:val="FFFFFF"/>
                 <w:sz w:val="17"/>
               </w:rPr>
-              <w:t>Demo user</w:t>
+              <w:t>SIT/UAT user</w:t>
             </w:r>
           </w:p>
         </w:tc>
@@ -32112,7 +32112,7 @@
               <w:rPr>
                 <w:sz w:val="18"/>
               </w:rPr>
-              <w:t>The cases run on the demo chart; the report and posting cases are re-run on BDOI's data once loaded, without a new build</w:t>
+              <w:t>The cases run on the seed chart; the report and posting cases are re-run on BDOI's data once loaded, without a new build</w:t>
             </w:r>
           </w:p>
         </w:tc>
@@ -32186,7 +32186,7 @@
               <w:rPr>
                 <w:sz w:val="18"/>
               </w:rPr>
-              <w:t>Month-end and year-end cases run on a copy of the demo company or after a reload of the demo profile</w:t>
+              <w:t>Month-end and year-end cases run on a copy of the seed company or after a reload of the seed profile</w:t>
             </w:r>
           </w:p>
         </w:tc>

--- a/docs/deliverables/out/Drop-1_Transactional/TestPlans/BIBS_TestPlan_BRD-05_Accounting_Disbursement_ACSL_Vol1_Summary_v1.0.docx
+++ b/docs/deliverables/out/Drop-1_Transactional/TestPlans/BIBS_TestPlan_BRD-05_Accounting_Disbursement_ACSL_Vol1_Summary_v1.0.docx
@@ -450,7 +450,7 @@
     </w:tbl>
     <w:p>
       <w:pPr>
-        <w:spacing w:before="3000" w:after="0"/>
+        <w:spacing w:before="2600" w:after="0"/>
       </w:pPr>
     </w:p>
     <w:p>
@@ -518,15 +518,8 @@
     </w:p>
     <w:p>
       <w:pPr>
-        <w:spacing w:after="0"/>
-      </w:pPr>
-      <w:r>
-        <w:br w:type="page"/>
-      </w:r>
-    </w:p>
-    <w:p>
-      <w:pPr>
         <w:pStyle w:val="BDOIFrontHeading"/>
+        <w:pageBreakBefore/>
       </w:pPr>
       <w:r>
         <w:t>Document Control</w:t>
